--- a/contract/template/Apricot_YEP_package2_lunch.docx
+++ b/contract/template/Apricot_YEP_package2_lunch.docx
@@ -4647,7 +4647,7 @@
                 <w:szCs w:val="23"/>
                 <w:shd w:val="clear" w:color="auto" w:fill="FFFFFF"/>
               </w:rPr>
-              <w:t>{{client_office_address_vi}}</w:t>
+              <w:t>{{client_address_vi}}</w:t>
             </w:r>
           </w:p>
         </w:tc>

--- a/contract/template/Apricot_YEP_package2_lunch.docx
+++ b/contract/template/Apricot_YEP_package2_lunch.docx
@@ -1288,15 +1288,15 @@
           <w:szCs w:val="22"/>
           <w:lang w:val="en-US"/>
         </w:rPr>
-        <w:t>r. Jung Hyun</w:t>
-      </w:r>
-      <w:r>
-        <w:rPr>
-          <w:rFonts w:asciiTheme="minorHAnsi" w:hAnsiTheme="minorHAnsi" w:cstheme="minorHAnsi"/>
-          <w:szCs w:val="22"/>
-          <w:lang w:val="en-US"/>
-        </w:rPr>
-        <w:t xml:space="preserve"> Oh</w:t>
+        <w:t>r. Oh Jung Hyun</w:t>
+      </w:r>
+      <w:r>
+        <w:rPr>
+          <w:rFonts w:asciiTheme="minorHAnsi" w:hAnsiTheme="minorHAnsi" w:cstheme="minorHAnsi"/>
+          <w:szCs w:val="22"/>
+          <w:lang w:val="en-US"/>
+        </w:rPr>
+        <w:t xml:space="preserve"/>
       </w:r>
     </w:p>
     <w:p>
@@ -1387,17 +1387,17 @@
           <w:iCs/>
           <w:szCs w:val="22"/>
         </w:rPr>
-        <w:t>Jung Hyun</w:t>
-      </w:r>
-      <w:r>
-        <w:rPr>
-          <w:rFonts w:asciiTheme="minorHAnsi" w:hAnsiTheme="minorHAnsi" w:cstheme="minorHAnsi"/>
-          <w:bCs/>
-          <w:i/>
-          <w:iCs/>
-          <w:szCs w:val="22"/>
-        </w:rPr>
-        <w:t xml:space="preserve"> Oh</w:t>
+        <w:t>Oh Jung Hyun</w:t>
+      </w:r>
+      <w:r>
+        <w:rPr>
+          <w:rFonts w:asciiTheme="minorHAnsi" w:hAnsiTheme="minorHAnsi" w:cstheme="minorHAnsi"/>
+          <w:bCs/>
+          <w:i/>
+          <w:iCs/>
+          <w:szCs w:val="22"/>
+        </w:rPr>
+        <w:t xml:space="preserve"/>
       </w:r>
     </w:p>
     <w:p>
@@ -9336,7 +9336,7 @@
                 <w:sz w:val="22"/>
                 <w:szCs w:val="22"/>
               </w:rPr>
-              <w:t>Jung Hyun</w:t>
+              <w:t>Oh Jung Hyun</w:t>
             </w:r>
             <w:r>
               <w:rPr>
@@ -9346,7 +9346,7 @@
                 <w:sz w:val="22"/>
                 <w:szCs w:val="22"/>
               </w:rPr>
-              <w:t xml:space="preserve"> </w:t>
+              <w:t xml:space="preserve"/>
             </w:r>
             <w:r>
               <w:rPr>
@@ -9356,7 +9356,7 @@
                 <w:sz w:val="22"/>
                 <w:szCs w:val="22"/>
               </w:rPr>
-              <w:t>Oh</w:t>
+              <w:t/>
             </w:r>
           </w:p>
           <w:p>

--- a/contract/template/Apricot_YEP_package2_lunch.docx
+++ b/contract/template/Apricot_YEP_package2_lunch.docx
@@ -4476,6 +4476,17 @@
                 <w:szCs w:val="23"/>
               </w:rPr>
             </w:pPr>
+            <w:r>
+              <w:rPr>
+                <w:rFonts w:asciiTheme="minorHAnsi" w:eastAsia="PMingLiU" w:hAnsiTheme="minorHAnsi" w:cstheme="minorHAnsi"/>
+                <w:b/>
+                <w:noProof/>
+                <w:color w:val="FFFFFF" w:themeColor="background1"/>
+                <w:sz w:val="23"/>
+                <w:szCs w:val="23"/>
+              </w:rPr>
+              <w:t>{{name_for_attention_of}}</w:t>
+            </w:r>
           </w:p>
         </w:tc>
       </w:tr>
@@ -4810,6 +4821,18 @@
                 <w:lang w:val="en-US"/>
               </w:rPr>
             </w:pPr>
+            <w:r>
+              <w:rPr>
+                <w:rFonts w:asciiTheme="minorHAnsi" w:hAnsiTheme="minorHAnsi" w:cstheme="minorHAnsi"/>
+                <w:i/>
+                <w:iCs/>
+                <w:color w:val="000000"/>
+                <w:sz w:val="23"/>
+                <w:szCs w:val="23"/>
+                <w:lang w:val="en-US"/>
+              </w:rPr>
+              <w:t>{{client_mobile_phone}}</w:t>
+            </w:r>
           </w:p>
         </w:tc>
       </w:tr>
@@ -4860,6 +4883,17 @@
                 <w:lang w:val="en-US"/>
               </w:rPr>
             </w:pPr>
+            <w:r>
+              <w:rPr>
+                <w:rFonts w:asciiTheme="minorHAnsi" w:hAnsiTheme="minorHAnsi" w:cstheme="minorHAnsi"/>
+                <w:i/>
+                <w:iCs/>
+                <w:sz w:val="23"/>
+                <w:szCs w:val="23"/>
+                <w:lang w:val="en-US"/>
+              </w:rPr>
+              <w:t>{{client_email}}</w:t>
+            </w:r>
           </w:p>
         </w:tc>
       </w:tr>

--- a/contract/template/Apricot_YEP_package2_lunch.docx
+++ b/contract/template/Apricot_YEP_package2_lunch.docx
@@ -274,6 +274,8 @@
             <w:r>
               <w:rPr>
                 <w:rFonts w:asciiTheme="minorHAnsi" w:hAnsiTheme="minorHAnsi" w:cstheme="minorHAnsi"/>
+                <w:b/>
+                <w:bCs/>
                 <w:sz w:val="23"/>
                 <w:szCs w:val="23"/>
               </w:rPr>
@@ -2222,6 +2224,8 @@
       <w:r>
         <w:rPr>
           <w:rFonts w:asciiTheme="minorHAnsi" w:hAnsiTheme="minorHAnsi" w:cstheme="minorHAnsi"/>
+          <w:b/>
+          <w:bCs/>
           <w:i/>
           <w:iCs/>
           <w:sz w:val="23"/>
